--- a/Execution_UI/Execution_UI/wwwroot/server/Performance_And_Security.docx
+++ b/Execution_UI/Execution_UI/wwwroot/server/Performance_And_Security.docx
@@ -357,27 +357,7 @@
         <w:rPr>
           <w:rFonts w:ascii="Courier New" w:hAnsi="Courier New" w:cs="Courier New"/>
         </w:rPr>
-        <w:t xml:space="preserve">Maintains </w:t>
-      </w:r>
-      <w:r>
-        <w:rPr>
-          <w:rFonts w:ascii="Courier New" w:hAnsi="Courier New" w:cs="Courier New"/>
-        </w:rPr>
-        <w:t xml:space="preserve">a Queue called logger\_service. This Queue will be very active (since no other Service will submit </w:t>
-      </w:r>
-      <w:proofErr w:type="spellStart"/>
-      <w:r>
-        <w:rPr>
-          <w:rFonts w:ascii="Courier New" w:hAnsi="Courier New" w:cs="Courier New"/>
-        </w:rPr>
-        <w:t>ExecuteUpdate</w:t>
-      </w:r>
-      <w:proofErr w:type="spellEnd"/>
-      <w:r>
-        <w:rPr>
-          <w:rFonts w:ascii="Courier New" w:hAnsi="Courier New" w:cs="Courier New"/>
-        </w:rPr>
-        <w:t xml:space="preserve"> statements against the database)</w:t>
+        <w:t>Maintains a Queue called logger\_service. This Queue will be very active (since no other Service will submit ExecuteUpdate statements against the database)</w:t>
       </w:r>
     </w:p>
     <w:p>
@@ -413,21 +393,7 @@
         <w:rPr>
           <w:rFonts w:ascii="Courier New" w:hAnsi="Courier New" w:cs="Courier New"/>
         </w:rPr>
-        <w:t xml:space="preserve">Only submits </w:t>
-      </w:r>
-      <w:proofErr w:type="spellStart"/>
-      <w:r>
-        <w:rPr>
-          <w:rFonts w:ascii="Courier New" w:hAnsi="Courier New" w:cs="Courier New"/>
-        </w:rPr>
-        <w:t>ExecuteUpdates</w:t>
-      </w:r>
-      <w:proofErr w:type="spellEnd"/>
-      <w:r>
-        <w:rPr>
-          <w:rFonts w:ascii="Courier New" w:hAnsi="Courier New" w:cs="Courier New"/>
-        </w:rPr>
-        <w:t xml:space="preserve"> against the database (no queries)</w:t>
+        <w:t>Only submits ExecuteUpdates against the database (no queries)</w:t>
       </w:r>
     </w:p>
     <w:p>
@@ -2115,6 +2081,8 @@
         </w:numPr>
         <w:rPr>
           <w:rFonts w:ascii="Courier New" w:hAnsi="Courier New" w:cs="Courier New"/>
+          <w:sz w:val="21"/>
+          <w:szCs w:val="21"/>
         </w:rPr>
       </w:pPr>
       <w:r>
@@ -2124,6 +2092,125 @@
           <w:szCs w:val="21"/>
         </w:rPr>
         <w:t>Not really production-worthy</w:t>
+      </w:r>
+    </w:p>
+    <w:p/>
+    <w:p>
+      <w:pPr>
+        <w:pStyle w:val="Heading2"/>
+      </w:pPr>
+      <w:r>
+        <w:t>Limitations</w:t>
+      </w:r>
+    </w:p>
+    <w:p>
+      <w:pPr>
+        <w:pStyle w:val="Heading3"/>
+        <w:rPr>
+          <w:rFonts w:cs="Courier New"/>
+        </w:rPr>
+      </w:pPr>
+      <w:r>
+        <w:rPr>
+          <w:rFonts w:cs="Courier New"/>
+        </w:rPr>
+        <w:t>The following limitations exist around Load</w:t>
+      </w:r>
+    </w:p>
+    <w:p>
+      <w:pPr>
+        <w:pStyle w:val="ListParagraph"/>
+        <w:numPr>
+          <w:ilvl w:val="0"/>
+          <w:numId w:val="7"/>
+        </w:numPr>
+        <w:rPr>
+          <w:rFonts w:ascii="Courier New" w:hAnsi="Courier New" w:cs="Courier New"/>
+          <w:color w:val="0A2F41" w:themeColor="accent1" w:themeShade="80"/>
+          <w:sz w:val="21"/>
+          <w:szCs w:val="21"/>
+        </w:rPr>
+      </w:pPr>
+      <w:r>
+        <w:rPr>
+          <w:rFonts w:ascii="Courier New" w:hAnsi="Courier New" w:cs="Courier New"/>
+          <w:color w:val="0A2F41" w:themeColor="accent1" w:themeShade="80"/>
+          <w:sz w:val="21"/>
+          <w:szCs w:val="21"/>
+        </w:rPr>
+        <w:t>All data transfers (messages and files) are handled by the RabbitMQ Server. Therefore, the default max payload size is 16mb. This number is configurable within RabbitMQ</w:t>
+      </w:r>
+    </w:p>
+    <w:p>
+      <w:pPr>
+        <w:pStyle w:val="ListParagraph"/>
+        <w:numPr>
+          <w:ilvl w:val="1"/>
+          <w:numId w:val="7"/>
+        </w:numPr>
+        <w:rPr>
+          <w:rFonts w:ascii="Courier New" w:hAnsi="Courier New" w:cs="Courier New"/>
+          <w:color w:val="0A2F41" w:themeColor="accent1" w:themeShade="80"/>
+          <w:sz w:val="21"/>
+          <w:szCs w:val="21"/>
+        </w:rPr>
+      </w:pPr>
+      <w:r>
+        <w:rPr>
+          <w:rFonts w:ascii="Courier New" w:hAnsi="Courier New" w:cs="Courier New"/>
+          <w:color w:val="0A2F41" w:themeColor="accent1" w:themeShade="80"/>
+          <w:sz w:val="21"/>
+          <w:szCs w:val="21"/>
+        </w:rPr>
+        <w:t>All files are compressed prior to transport</w:t>
+      </w:r>
+    </w:p>
+    <w:p>
+      <w:pPr>
+        <w:pStyle w:val="ListParagraph"/>
+        <w:numPr>
+          <w:ilvl w:val="0"/>
+          <w:numId w:val="7"/>
+        </w:numPr>
+        <w:rPr>
+          <w:rFonts w:ascii="Courier New" w:hAnsi="Courier New" w:cs="Courier New"/>
+          <w:color w:val="0A2F41" w:themeColor="accent1" w:themeShade="80"/>
+          <w:sz w:val="21"/>
+          <w:szCs w:val="21"/>
+        </w:rPr>
+      </w:pPr>
+      <w:r>
+        <w:rPr>
+          <w:rFonts w:ascii="Courier New" w:hAnsi="Courier New" w:cs="Courier New"/>
+          <w:color w:val="0A2F41" w:themeColor="accent1" w:themeShade="80"/>
+          <w:sz w:val="21"/>
+          <w:szCs w:val="21"/>
+        </w:rPr>
+        <w:t>The max number of Queues is dependent on your RabbitMQ/ERLang configuration. By default it is around 32768</w:t>
+      </w:r>
+    </w:p>
+    <w:p>
+      <w:pPr>
+        <w:pStyle w:val="ListParagraph"/>
+        <w:numPr>
+          <w:ilvl w:val="1"/>
+          <w:numId w:val="7"/>
+        </w:numPr>
+        <w:rPr>
+          <w:rFonts w:ascii="Courier New" w:hAnsi="Courier New" w:cs="Courier New"/>
+          <w:color w:val="0A2F41" w:themeColor="accent1" w:themeShade="80"/>
+          <w:sz w:val="21"/>
+          <w:szCs w:val="21"/>
+        </w:rPr>
+      </w:pPr>
+      <w:r>
+        <w:rPr>
+          <w:rFonts w:ascii="Courier New" w:hAnsi="Courier New" w:cs="Courier New"/>
+          <w:color w:val="0A2F41" w:themeColor="accent1" w:themeShade="80"/>
+          <w:sz w:val="21"/>
+          <w:szCs w:val="21"/>
+        </w:rPr>
+        <w:t>Each CAST Service has it’s own Queue, as well as each Client</w:t>
       </w:r>
     </w:p>
     <w:sectPr>
@@ -2228,6 +2315,119 @@
     </w:lvl>
   </w:abstractNum>
   <w:abstractNum w:abstractNumId="1" w15:restartNumberingAfterBreak="0">
+    <w:nsid w:val="24214F0B"/>
+    <w:multiLevelType w:val="hybridMultilevel"/>
+    <w:tmpl w:val="5B6A5564"/>
+    <w:lvl w:ilvl="0" w:tplc="04090001">
+      <w:start w:val="1"/>
+      <w:numFmt w:val="bullet"/>
+      <w:lvlText w:val=""/>
+      <w:lvlJc w:val="left"/>
+      <w:pPr>
+        <w:ind w:left="720" w:hanging="360"/>
+      </w:pPr>
+      <w:rPr>
+        <w:rFonts w:ascii="Symbol" w:hAnsi="Symbol" w:hint="default"/>
+      </w:rPr>
+    </w:lvl>
+    <w:lvl w:ilvl="1" w:tplc="04090003">
+      <w:start w:val="1"/>
+      <w:numFmt w:val="bullet"/>
+      <w:lvlText w:val="o"/>
+      <w:lvlJc w:val="left"/>
+      <w:pPr>
+        <w:ind w:left="1440" w:hanging="360"/>
+      </w:pPr>
+      <w:rPr>
+        <w:rFonts w:ascii="Courier New" w:hAnsi="Courier New" w:cs="Courier New" w:hint="default"/>
+      </w:rPr>
+    </w:lvl>
+    <w:lvl w:ilvl="2" w:tplc="04090005" w:tentative="1">
+      <w:start w:val="1"/>
+      <w:numFmt w:val="bullet"/>
+      <w:lvlText w:val=""/>
+      <w:lvlJc w:val="left"/>
+      <w:pPr>
+        <w:ind w:left="2160" w:hanging="360"/>
+      </w:pPr>
+      <w:rPr>
+        <w:rFonts w:ascii="Wingdings" w:hAnsi="Wingdings" w:hint="default"/>
+      </w:rPr>
+    </w:lvl>
+    <w:lvl w:ilvl="3" w:tplc="04090001" w:tentative="1">
+      <w:start w:val="1"/>
+      <w:numFmt w:val="bullet"/>
+      <w:lvlText w:val=""/>
+      <w:lvlJc w:val="left"/>
+      <w:pPr>
+        <w:ind w:left="2880" w:hanging="360"/>
+      </w:pPr>
+      <w:rPr>
+        <w:rFonts w:ascii="Symbol" w:hAnsi="Symbol" w:hint="default"/>
+      </w:rPr>
+    </w:lvl>
+    <w:lvl w:ilvl="4" w:tplc="04090003" w:tentative="1">
+      <w:start w:val="1"/>
+      <w:numFmt w:val="bullet"/>
+      <w:lvlText w:val="o"/>
+      <w:lvlJc w:val="left"/>
+      <w:pPr>
+        <w:ind w:left="3600" w:hanging="360"/>
+      </w:pPr>
+      <w:rPr>
+        <w:rFonts w:ascii="Courier New" w:hAnsi="Courier New" w:cs="Courier New" w:hint="default"/>
+      </w:rPr>
+    </w:lvl>
+    <w:lvl w:ilvl="5" w:tplc="04090005" w:tentative="1">
+      <w:start w:val="1"/>
+      <w:numFmt w:val="bullet"/>
+      <w:lvlText w:val=""/>
+      <w:lvlJc w:val="left"/>
+      <w:pPr>
+        <w:ind w:left="4320" w:hanging="360"/>
+      </w:pPr>
+      <w:rPr>
+        <w:rFonts w:ascii="Wingdings" w:hAnsi="Wingdings" w:hint="default"/>
+      </w:rPr>
+    </w:lvl>
+    <w:lvl w:ilvl="6" w:tplc="04090001" w:tentative="1">
+      <w:start w:val="1"/>
+      <w:numFmt w:val="bullet"/>
+      <w:lvlText w:val=""/>
+      <w:lvlJc w:val="left"/>
+      <w:pPr>
+        <w:ind w:left="5040" w:hanging="360"/>
+      </w:pPr>
+      <w:rPr>
+        <w:rFonts w:ascii="Symbol" w:hAnsi="Symbol" w:hint="default"/>
+      </w:rPr>
+    </w:lvl>
+    <w:lvl w:ilvl="7" w:tplc="04090003" w:tentative="1">
+      <w:start w:val="1"/>
+      <w:numFmt w:val="bullet"/>
+      <w:lvlText w:val="o"/>
+      <w:lvlJc w:val="left"/>
+      <w:pPr>
+        <w:ind w:left="5760" w:hanging="360"/>
+      </w:pPr>
+      <w:rPr>
+        <w:rFonts w:ascii="Courier New" w:hAnsi="Courier New" w:cs="Courier New" w:hint="default"/>
+      </w:rPr>
+    </w:lvl>
+    <w:lvl w:ilvl="8" w:tplc="04090005" w:tentative="1">
+      <w:start w:val="1"/>
+      <w:numFmt w:val="bullet"/>
+      <w:lvlText w:val=""/>
+      <w:lvlJc w:val="left"/>
+      <w:pPr>
+        <w:ind w:left="6480" w:hanging="360"/>
+      </w:pPr>
+      <w:rPr>
+        <w:rFonts w:ascii="Wingdings" w:hAnsi="Wingdings" w:hint="default"/>
+      </w:rPr>
+    </w:lvl>
+  </w:abstractNum>
+  <w:abstractNum w:abstractNumId="2" w15:restartNumberingAfterBreak="0">
     <w:nsid w:val="520B33A3"/>
     <w:multiLevelType w:val="hybridMultilevel"/>
     <w:tmpl w:val="847855D2"/>
@@ -2340,7 +2540,7 @@
       </w:rPr>
     </w:lvl>
   </w:abstractNum>
-  <w:abstractNum w:abstractNumId="2" w15:restartNumberingAfterBreak="0">
+  <w:abstractNum w:abstractNumId="3" w15:restartNumberingAfterBreak="0">
     <w:nsid w:val="56F112A8"/>
     <w:multiLevelType w:val="hybridMultilevel"/>
     <w:tmpl w:val="F042C130"/>
@@ -2453,7 +2653,7 @@
       </w:rPr>
     </w:lvl>
   </w:abstractNum>
-  <w:abstractNum w:abstractNumId="3" w15:restartNumberingAfterBreak="0">
+  <w:abstractNum w:abstractNumId="4" w15:restartNumberingAfterBreak="0">
     <w:nsid w:val="5B370DD7"/>
     <w:multiLevelType w:val="hybridMultilevel"/>
     <w:tmpl w:val="975295E8"/>
@@ -2566,7 +2766,7 @@
       </w:rPr>
     </w:lvl>
   </w:abstractNum>
-  <w:abstractNum w:abstractNumId="4" w15:restartNumberingAfterBreak="0">
+  <w:abstractNum w:abstractNumId="5" w15:restartNumberingAfterBreak="0">
     <w:nsid w:val="72335342"/>
     <w:multiLevelType w:val="hybridMultilevel"/>
     <w:tmpl w:val="E562992E"/>
@@ -2679,7 +2879,7 @@
       </w:rPr>
     </w:lvl>
   </w:abstractNum>
-  <w:abstractNum w:abstractNumId="5" w15:restartNumberingAfterBreak="0">
+  <w:abstractNum w:abstractNumId="6" w15:restartNumberingAfterBreak="0">
     <w:nsid w:val="7ECD4BF1"/>
     <w:multiLevelType w:val="hybridMultilevel"/>
     <w:tmpl w:val="5468B2D0"/>
@@ -2793,22 +2993,25 @@
     </w:lvl>
   </w:abstractNum>
   <w:num w:numId="1" w16cid:durableId="1067455545">
-    <w:abstractNumId w:val="4"/>
+    <w:abstractNumId w:val="5"/>
   </w:num>
   <w:num w:numId="2" w16cid:durableId="1279263322">
     <w:abstractNumId w:val="0"/>
   </w:num>
   <w:num w:numId="3" w16cid:durableId="151723515">
-    <w:abstractNumId w:val="1"/>
+    <w:abstractNumId w:val="2"/>
   </w:num>
   <w:num w:numId="4" w16cid:durableId="975378728">
-    <w:abstractNumId w:val="2"/>
+    <w:abstractNumId w:val="3"/>
   </w:num>
   <w:num w:numId="5" w16cid:durableId="1925186968">
-    <w:abstractNumId w:val="3"/>
+    <w:abstractNumId w:val="4"/>
   </w:num>
   <w:num w:numId="6" w16cid:durableId="302081704">
-    <w:abstractNumId w:val="5"/>
+    <w:abstractNumId w:val="6"/>
+  </w:num>
+  <w:num w:numId="7" w16cid:durableId="970137318">
+    <w:abstractNumId w:val="1"/>
   </w:num>
 </w:numbering>
 </file>
@@ -3403,6 +3606,17 @@
       <w:color w:val="0A2F40" w:themeColor="accent1" w:themeShade="7F"/>
     </w:rPr>
   </w:style>
+  <w:style w:type="paragraph" w:styleId="ListParagraph">
+    <w:name w:val="List Paragraph"/>
+    <w:basedOn w:val="Normal"/>
+    <w:uiPriority w:val="34"/>
+    <w:qFormat/>
+    <w:rsid w:val="0047561F"/>
+    <w:pPr>
+      <w:ind w:left="720"/>
+      <w:contextualSpacing/>
+    </w:pPr>
+  </w:style>
 </w:styles>
 </file>
 
